--- a/thesis/Mustafa_Melih_TÜFEKCİOĞLU_article.docx
+++ b/thesis/Mustafa_Melih_TÜFEKCİOĞLU_article.docx
@@ -21643,7 +21643,7 @@
         <w:sz w:val="12"/>
         <w:szCs w:val="14"/>
       </w:rPr>
-      <w:t>8</w:t>
+      <w:t>14</w:t>
     </w:r>
     <w:r>
       <w:rPr>
@@ -24479,6 +24479,7 @@
   <w:style w:type="character" w:default="1" w:styleId="VarsaylanParagrafYazTipi">
     <w:name w:val="Default Paragraph Font"/>
     <w:uiPriority w:val="1"/>
+    <w:semiHidden/>
     <w:unhideWhenUsed/>
   </w:style>
   <w:style w:type="table" w:default="1" w:styleId="NormalTablo">
